--- a/module-1/AlSalihi-Building-a-Web-Page-Exercise-Part-1.docx
+++ b/module-1/AlSalihi-Building-a-Web-Page-Exercise-Part-1.docx
@@ -23,6 +23,20 @@
     <w:p>
       <w:r>
         <w:t>Course: CSD 340 Web Development with HTML and CSS</w:t>
+      </w:r>
+    </w:p>
+    <w:p/>
+    <w:p>
+      <w:hyperlink r:id="rId6" w:history="1">
+        <w:r>
+          <w:rPr>
+            <w:rStyle w:val="Hyperlink"/>
+          </w:rPr>
+          <w:t>https://github.com/nalsali98/csd-340.git</w:t>
+        </w:r>
+      </w:hyperlink>
+      <w:r>
+        <w:t xml:space="preserve"> </w:t>
       </w:r>
     </w:p>
     <w:p>
@@ -59,7 +73,7 @@
                     <pic:cNvPicPr/>
                   </pic:nvPicPr>
                   <pic:blipFill>
-                    <a:blip r:embed="rId6"/>
+                    <a:blip r:embed="rId7"/>
                     <a:stretch>
                       <a:fillRect/>
                     </a:stretch>
@@ -120,7 +134,7 @@
                     <pic:cNvPicPr/>
                   </pic:nvPicPr>
                   <pic:blipFill>
-                    <a:blip r:embed="rId7"/>
+                    <a:blip r:embed="rId8"/>
                     <a:stretch>
                       <a:fillRect/>
                     </a:stretch>
@@ -181,7 +195,7 @@
                     <pic:cNvPicPr/>
                   </pic:nvPicPr>
                   <pic:blipFill>
-                    <a:blip r:embed="rId8"/>
+                    <a:blip r:embed="rId9"/>
                     <a:stretch>
                       <a:fillRect/>
                     </a:stretch>
@@ -11795,6 +11809,29 @@
       </w:tcPr>
     </w:tblStylePr>
   </w:style>
+  <w:style w:type="character" w:styleId="Hyperlink">
+    <w:name w:val="Hyperlink"/>
+    <w:basedOn w:val="DefaultParagraphFont"/>
+    <w:uiPriority w:val="99"/>
+    <w:unhideWhenUsed/>
+    <w:rsid w:val="008842A0"/>
+    <w:rPr>
+      <w:color w:val="0000FF" w:themeColor="hyperlink"/>
+      <w:u w:val="single"/>
+    </w:rPr>
+  </w:style>
+  <w:style w:type="character" w:styleId="UnresolvedMention">
+    <w:name w:val="Unresolved Mention"/>
+    <w:basedOn w:val="DefaultParagraphFont"/>
+    <w:uiPriority w:val="99"/>
+    <w:semiHidden/>
+    <w:unhideWhenUsed/>
+    <w:rsid w:val="008842A0"/>
+    <w:rPr>
+      <w:color w:val="605E5C"/>
+      <w:shd w:val="clear" w:color="auto" w:fill="E1DFDD"/>
+    </w:rPr>
+  </w:style>
 </w:styles>
 </file>
 
